--- a/class one/202332110119李侑轩.docx
+++ b/class one/202332110119李侑轩.docx
@@ -1380,6 +1380,127 @@
           <w:rFonts w:hint="eastAsia"/>
         </w:rPr>
         <w:t>程序运行时的逻辑流如下：</w:t>
+      </w:r>
+    </w:p>
+    <w:p>
+      <w:pPr>
+        <w:pStyle w:val="a4"/>
+      </w:pPr>
+      <w:r>
+        <w:rPr>
+          <w:noProof/>
+        </w:rPr>
+        <w:lastRenderedPageBreak/>
+        <w:drawing>
+          <wp:inline distT="0" distB="0" distL="0" distR="0" wp14:anchorId="1AB75CA4" wp14:editId="4698FA6E">
+            <wp:extent cx="5274310" cy="4727575"/>
+            <wp:effectExtent l="0" t="0" r="2540" b="0"/>
+            <wp:docPr id="7" name="图片 7"/>
+            <wp:cNvGraphicFramePr>
+              <a:graphicFrameLocks xmlns:a="http://schemas.openxmlformats.org/drawingml/2006/main" noChangeAspect="1"/>
+            </wp:cNvGraphicFramePr>
+            <a:graphic xmlns:a="http://schemas.openxmlformats.org/drawingml/2006/main">
+              <a:graphicData uri="http://schemas.openxmlformats.org/drawingml/2006/picture">
+                <pic:pic xmlns:pic="http://schemas.openxmlformats.org/drawingml/2006/picture">
+                  <pic:nvPicPr>
+                    <pic:cNvPr id="0" name="Picture 1"/>
+                    <pic:cNvPicPr>
+                      <a:picLocks noChangeAspect="1" noChangeArrowheads="1"/>
+                    </pic:cNvPicPr>
+                  </pic:nvPicPr>
+                  <pic:blipFill>
+                    <a:blip r:embed="rId6">
+                      <a:extLst>
+                        <a:ext uri="{28A0092B-C50C-407E-A947-70E740481C1C}">
+                          <a14:useLocalDpi xmlns:a14="http://schemas.microsoft.com/office/drawing/2010/main" val="0"/>
+                        </a:ext>
+                      </a:extLst>
+                    </a:blip>
+                    <a:srcRect/>
+                    <a:stretch>
+                      <a:fillRect/>
+                    </a:stretch>
+                  </pic:blipFill>
+                  <pic:spPr bwMode="auto">
+                    <a:xfrm>
+                      <a:off x="0" y="0"/>
+                      <a:ext cx="5274310" cy="4727575"/>
+                    </a:xfrm>
+                    <a:prstGeom prst="rect">
+                      <a:avLst/>
+                    </a:prstGeom>
+                    <a:noFill/>
+                    <a:ln>
+                      <a:noFill/>
+                    </a:ln>
+                  </pic:spPr>
+                </pic:pic>
+              </a:graphicData>
+            </a:graphic>
+          </wp:inline>
+        </w:drawing>
+      </w:r>
+    </w:p>
+    <w:p>
+      <w:pPr>
+        <w:pStyle w:val="a4"/>
+        <w:rPr>
+          <w:rFonts w:hint="eastAsia"/>
+        </w:rPr>
+      </w:pPr>
+      <w:r>
+        <w:rPr>
+          <w:noProof/>
+        </w:rPr>
+        <w:lastRenderedPageBreak/>
+        <w:drawing>
+          <wp:inline distT="0" distB="0" distL="0" distR="0" wp14:anchorId="3E10BC99" wp14:editId="34071062">
+            <wp:extent cx="5274310" cy="3962400"/>
+            <wp:effectExtent l="0" t="0" r="2540" b="0"/>
+            <wp:docPr id="8" name="图片 8"/>
+            <wp:cNvGraphicFramePr>
+              <a:graphicFrameLocks xmlns:a="http://schemas.openxmlformats.org/drawingml/2006/main" noChangeAspect="1"/>
+            </wp:cNvGraphicFramePr>
+            <a:graphic xmlns:a="http://schemas.openxmlformats.org/drawingml/2006/main">
+              <a:graphicData uri="http://schemas.openxmlformats.org/drawingml/2006/picture">
+                <pic:pic xmlns:pic="http://schemas.openxmlformats.org/drawingml/2006/picture">
+                  <pic:nvPicPr>
+                    <pic:cNvPr id="0" name="Picture 2"/>
+                    <pic:cNvPicPr>
+                      <a:picLocks noChangeAspect="1" noChangeArrowheads="1"/>
+                    </pic:cNvPicPr>
+                  </pic:nvPicPr>
+                  <pic:blipFill>
+                    <a:blip r:embed="rId7">
+                      <a:extLst>
+                        <a:ext uri="{28A0092B-C50C-407E-A947-70E740481C1C}">
+                          <a14:useLocalDpi xmlns:a14="http://schemas.microsoft.com/office/drawing/2010/main" val="0"/>
+                        </a:ext>
+                      </a:extLst>
+                    </a:blip>
+                    <a:srcRect/>
+                    <a:stretch>
+                      <a:fillRect/>
+                    </a:stretch>
+                  </pic:blipFill>
+                  <pic:spPr bwMode="auto">
+                    <a:xfrm>
+                      <a:off x="0" y="0"/>
+                      <a:ext cx="5274310" cy="3962400"/>
+                    </a:xfrm>
+                    <a:prstGeom prst="rect">
+                      <a:avLst/>
+                    </a:prstGeom>
+                    <a:noFill/>
+                    <a:ln>
+                      <a:noFill/>
+                    </a:ln>
+                  </pic:spPr>
+                </pic:pic>
+              </a:graphicData>
+            </a:graphic>
+          </wp:inline>
+        </w:drawing>
       </w:r>
     </w:p>
     <w:p>
@@ -1860,6 +1981,7 @@
       <w:bookmarkEnd w:id="1"/>
       <w:bookmarkEnd w:id="3"/>
       <w:r>
+        <w:lastRenderedPageBreak/>
         <w:t xml:space="preserve">3. </w:t>
       </w:r>
       <w:r>
@@ -3099,59 +3221,59 @@
         <w:rPr>
           <w:rStyle w:val="NormalTok"/>
         </w:rPr>
+        <w:t xml:space="preserve">        </w:t>
+      </w:r>
+      <w:r>
+        <w:rPr>
+          <w:rStyle w:val="BuiltInTok"/>
+        </w:rPr>
+        <w:t>String</w:t>
+      </w:r>
+      <w:r>
+        <w:rPr>
+          <w:rStyle w:val="NormalTok"/>
+        </w:rPr>
+        <w:t xml:space="preserve"> result </w:t>
+      </w:r>
+      <w:r>
+        <w:rPr>
+          <w:rStyle w:val="OperatorTok"/>
+        </w:rPr>
+        <w:t>=</w:t>
+      </w:r>
+      <w:r>
+        <w:rPr>
+          <w:rStyle w:val="NormalTok"/>
+        </w:rPr>
+        <w:t xml:space="preserve"> </w:t>
+      </w:r>
+      <w:r>
+        <w:rPr>
+          <w:rStyle w:val="StringTok"/>
+        </w:rPr>
+        <w:t>""</w:t>
+      </w:r>
+      <w:r>
+        <w:rPr>
+          <w:rStyle w:val="OperatorTok"/>
+        </w:rPr>
+        <w:t>;</w:t>
+      </w:r>
+      <w:r>
+        <w:br/>
+      </w:r>
+      <w:r>
+        <w:br/>
+      </w:r>
+      <w:r>
+        <w:rPr>
+          <w:rStyle w:val="NormalTok"/>
+        </w:rPr>
         <w:lastRenderedPageBreak/>
         <w:t xml:space="preserve">        </w:t>
       </w:r>
       <w:r>
         <w:rPr>
-          <w:rStyle w:val="BuiltInTok"/>
-        </w:rPr>
-        <w:t>String</w:t>
-      </w:r>
-      <w:r>
-        <w:rPr>
-          <w:rStyle w:val="NormalTok"/>
-        </w:rPr>
-        <w:t xml:space="preserve"> result </w:t>
-      </w:r>
-      <w:r>
-        <w:rPr>
-          <w:rStyle w:val="OperatorTok"/>
-        </w:rPr>
-        <w:t>=</w:t>
-      </w:r>
-      <w:r>
-        <w:rPr>
-          <w:rStyle w:val="NormalTok"/>
-        </w:rPr>
-        <w:t xml:space="preserve"> </w:t>
-      </w:r>
-      <w:r>
-        <w:rPr>
-          <w:rStyle w:val="StringTok"/>
-        </w:rPr>
-        <w:t>""</w:t>
-      </w:r>
-      <w:r>
-        <w:rPr>
-          <w:rStyle w:val="OperatorTok"/>
-        </w:rPr>
-        <w:t>;</w:t>
-      </w:r>
-      <w:r>
-        <w:br/>
-      </w:r>
-      <w:r>
-        <w:br/>
-      </w:r>
-      <w:r>
-        <w:rPr>
-          <w:rStyle w:val="NormalTok"/>
-        </w:rPr>
-        <w:t xml:space="preserve">        </w:t>
-      </w:r>
-      <w:r>
-        <w:rPr>
           <w:rStyle w:val="ControlFlowTok"/>
         </w:rPr>
         <w:t>if</w:t>
@@ -5290,130 +5412,130 @@
         <w:rPr>
           <w:rStyle w:val="NormalTok"/>
         </w:rPr>
+        <w:t xml:space="preserve">    </w:t>
+      </w:r>
+      <w:r>
+        <w:rPr>
+          <w:rStyle w:val="KeywordTok"/>
+        </w:rPr>
+        <w:t>public</w:t>
+      </w:r>
+      <w:r>
+        <w:rPr>
+          <w:rStyle w:val="NormalTok"/>
+        </w:rPr>
+        <w:t xml:space="preserve"> </w:t>
+      </w:r>
+      <w:r>
+        <w:rPr>
+          <w:rStyle w:val="FunctionTok"/>
+        </w:rPr>
+        <w:t>Circle</w:t>
+      </w:r>
+      <w:r>
+        <w:rPr>
+          <w:rStyle w:val="OperatorTok"/>
+        </w:rPr>
+        <w:t>(</w:t>
+      </w:r>
+      <w:r>
+        <w:rPr>
+          <w:rStyle w:val="DataTypeTok"/>
+        </w:rPr>
+        <w:t>double</w:t>
+      </w:r>
+      <w:r>
+        <w:rPr>
+          <w:rStyle w:val="NormalTok"/>
+        </w:rPr>
+        <w:t xml:space="preserve"> r</w:t>
+      </w:r>
+      <w:r>
+        <w:rPr>
+          <w:rStyle w:val="OperatorTok"/>
+        </w:rPr>
+        <w:t>)</w:t>
+      </w:r>
+      <w:r>
+        <w:rPr>
+          <w:rStyle w:val="NormalTok"/>
+        </w:rPr>
+        <w:t xml:space="preserve"> </w:t>
+      </w:r>
+      <w:r>
+        <w:rPr>
+          <w:rStyle w:val="OperatorTok"/>
+        </w:rPr>
+        <w:t>{</w:t>
+      </w:r>
+      <w:r>
+        <w:rPr>
+          <w:rStyle w:val="NormalTok"/>
+        </w:rPr>
+        <w:t xml:space="preserve"> </w:t>
+      </w:r>
+      <w:r>
+        <w:rPr>
+          <w:rStyle w:val="KeywordTok"/>
+        </w:rPr>
+        <w:t>this</w:t>
+      </w:r>
+      <w:r>
+        <w:rPr>
+          <w:rStyle w:val="OperatorTok"/>
+        </w:rPr>
+        <w:t>.</w:t>
+      </w:r>
+      <w:r>
+        <w:rPr>
+          <w:rStyle w:val="FunctionTok"/>
+        </w:rPr>
+        <w:t>radius</w:t>
+      </w:r>
+      <w:r>
+        <w:rPr>
+          <w:rStyle w:val="NormalTok"/>
+        </w:rPr>
+        <w:t xml:space="preserve"> </w:t>
+      </w:r>
+      <w:r>
+        <w:rPr>
+          <w:rStyle w:val="OperatorTok"/>
+        </w:rPr>
+        <w:t>=</w:t>
+      </w:r>
+      <w:r>
+        <w:rPr>
+          <w:rStyle w:val="NormalTok"/>
+        </w:rPr>
+        <w:t xml:space="preserve"> r</w:t>
+      </w:r>
+      <w:r>
+        <w:rPr>
+          <w:rStyle w:val="OperatorTok"/>
+        </w:rPr>
+        <w:t>;</w:t>
+      </w:r>
+      <w:r>
+        <w:rPr>
+          <w:rStyle w:val="NormalTok"/>
+        </w:rPr>
+        <w:t xml:space="preserve"> </w:t>
+      </w:r>
+      <w:r>
+        <w:rPr>
+          <w:rStyle w:val="OperatorTok"/>
+        </w:rPr>
+        <w:t>}</w:t>
+      </w:r>
+      <w:r>
+        <w:br/>
+      </w:r>
+      <w:r>
+        <w:rPr>
+          <w:rStyle w:val="NormalTok"/>
+        </w:rPr>
         <w:lastRenderedPageBreak/>
-        <w:t xml:space="preserve">    </w:t>
-      </w:r>
-      <w:r>
-        <w:rPr>
-          <w:rStyle w:val="KeywordTok"/>
-        </w:rPr>
-        <w:t>public</w:t>
-      </w:r>
-      <w:r>
-        <w:rPr>
-          <w:rStyle w:val="NormalTok"/>
-        </w:rPr>
-        <w:t xml:space="preserve"> </w:t>
-      </w:r>
-      <w:r>
-        <w:rPr>
-          <w:rStyle w:val="FunctionTok"/>
-        </w:rPr>
-        <w:t>Circle</w:t>
-      </w:r>
-      <w:r>
-        <w:rPr>
-          <w:rStyle w:val="OperatorTok"/>
-        </w:rPr>
-        <w:t>(</w:t>
-      </w:r>
-      <w:r>
-        <w:rPr>
-          <w:rStyle w:val="DataTypeTok"/>
-        </w:rPr>
-        <w:t>double</w:t>
-      </w:r>
-      <w:r>
-        <w:rPr>
-          <w:rStyle w:val="NormalTok"/>
-        </w:rPr>
-        <w:t xml:space="preserve"> r</w:t>
-      </w:r>
-      <w:r>
-        <w:rPr>
-          <w:rStyle w:val="OperatorTok"/>
-        </w:rPr>
-        <w:t>)</w:t>
-      </w:r>
-      <w:r>
-        <w:rPr>
-          <w:rStyle w:val="NormalTok"/>
-        </w:rPr>
-        <w:t xml:space="preserve"> </w:t>
-      </w:r>
-      <w:r>
-        <w:rPr>
-          <w:rStyle w:val="OperatorTok"/>
-        </w:rPr>
-        <w:t>{</w:t>
-      </w:r>
-      <w:r>
-        <w:rPr>
-          <w:rStyle w:val="NormalTok"/>
-        </w:rPr>
-        <w:t xml:space="preserve"> </w:t>
-      </w:r>
-      <w:r>
-        <w:rPr>
-          <w:rStyle w:val="KeywordTok"/>
-        </w:rPr>
-        <w:t>this</w:t>
-      </w:r>
-      <w:r>
-        <w:rPr>
-          <w:rStyle w:val="OperatorTok"/>
-        </w:rPr>
-        <w:t>.</w:t>
-      </w:r>
-      <w:r>
-        <w:rPr>
-          <w:rStyle w:val="FunctionTok"/>
-        </w:rPr>
-        <w:t>radius</w:t>
-      </w:r>
-      <w:r>
-        <w:rPr>
-          <w:rStyle w:val="NormalTok"/>
-        </w:rPr>
-        <w:t xml:space="preserve"> </w:t>
-      </w:r>
-      <w:r>
-        <w:rPr>
-          <w:rStyle w:val="OperatorTok"/>
-        </w:rPr>
-        <w:t>=</w:t>
-      </w:r>
-      <w:r>
-        <w:rPr>
-          <w:rStyle w:val="NormalTok"/>
-        </w:rPr>
-        <w:t xml:space="preserve"> r</w:t>
-      </w:r>
-      <w:r>
-        <w:rPr>
-          <w:rStyle w:val="OperatorTok"/>
-        </w:rPr>
-        <w:t>;</w:t>
-      </w:r>
-      <w:r>
-        <w:rPr>
-          <w:rStyle w:val="NormalTok"/>
-        </w:rPr>
-        <w:t xml:space="preserve"> </w:t>
-      </w:r>
-      <w:r>
-        <w:rPr>
-          <w:rStyle w:val="OperatorTok"/>
-        </w:rPr>
-        <w:t>}</w:t>
-      </w:r>
-      <w:r>
-        <w:br/>
-      </w:r>
-      <w:r>
-        <w:rPr>
-          <w:rStyle w:val="NormalTok"/>
-        </w:rPr>
         <w:t xml:space="preserve">    </w:t>
       </w:r>
       <w:r>
@@ -5612,117 +5734,6 @@
                 <pic:pic xmlns:pic="http://schemas.openxmlformats.org/drawingml/2006/picture">
                   <pic:nvPicPr>
                     <pic:cNvPr id="0" name="Picture 6"/>
-                    <pic:cNvPicPr>
-                      <a:picLocks noChangeAspect="1" noChangeArrowheads="1"/>
-                    </pic:cNvPicPr>
-                  </pic:nvPicPr>
-                  <pic:blipFill>
-                    <a:blip r:embed="rId6">
-                      <a:extLst>
-                        <a:ext uri="{28A0092B-C50C-407E-A947-70E740481C1C}">
-                          <a14:useLocalDpi xmlns:a14="http://schemas.microsoft.com/office/drawing/2010/main" val="0"/>
-                        </a:ext>
-                      </a:extLst>
-                    </a:blip>
-                    <a:srcRect/>
-                    <a:stretch>
-                      <a:fillRect/>
-                    </a:stretch>
-                  </pic:blipFill>
-                  <pic:spPr bwMode="auto">
-                    <a:xfrm>
-                      <a:off x="0" y="0"/>
-                      <a:ext cx="5274310" cy="2931160"/>
-                    </a:xfrm>
-                    <a:prstGeom prst="rect">
-                      <a:avLst/>
-                    </a:prstGeom>
-                    <a:noFill/>
-                    <a:ln>
-                      <a:noFill/>
-                    </a:ln>
-                  </pic:spPr>
-                </pic:pic>
-              </a:graphicData>
-            </a:graphic>
-          </wp:inline>
-        </w:drawing>
-      </w:r>
-      <w:r>
-        <w:rPr>
-          <w:noProof/>
-          <w:sz w:val="21"/>
-          <w:szCs w:val="22"/>
-        </w:rPr>
-        <w:drawing>
-          <wp:inline distT="0" distB="0" distL="0" distR="0" wp14:anchorId="2FB98771" wp14:editId="40EC5066">
-            <wp:extent cx="5274310" cy="2931160"/>
-            <wp:effectExtent l="0" t="0" r="2540" b="2540"/>
-            <wp:docPr id="5" name="图片 5"/>
-            <wp:cNvGraphicFramePr>
-              <a:graphicFrameLocks xmlns:a="http://schemas.openxmlformats.org/drawingml/2006/main" noChangeAspect="1"/>
-            </wp:cNvGraphicFramePr>
-            <a:graphic xmlns:a="http://schemas.openxmlformats.org/drawingml/2006/main">
-              <a:graphicData uri="http://schemas.openxmlformats.org/drawingml/2006/picture">
-                <pic:pic xmlns:pic="http://schemas.openxmlformats.org/drawingml/2006/picture">
-                  <pic:nvPicPr>
-                    <pic:cNvPr id="0" name="Picture 5"/>
-                    <pic:cNvPicPr>
-                      <a:picLocks noChangeAspect="1" noChangeArrowheads="1"/>
-                    </pic:cNvPicPr>
-                  </pic:nvPicPr>
-                  <pic:blipFill>
-                    <a:blip r:embed="rId7">
-                      <a:extLst>
-                        <a:ext uri="{28A0092B-C50C-407E-A947-70E740481C1C}">
-                          <a14:useLocalDpi xmlns:a14="http://schemas.microsoft.com/office/drawing/2010/main" val="0"/>
-                        </a:ext>
-                      </a:extLst>
-                    </a:blip>
-                    <a:srcRect/>
-                    <a:stretch>
-                      <a:fillRect/>
-                    </a:stretch>
-                  </pic:blipFill>
-                  <pic:spPr bwMode="auto">
-                    <a:xfrm>
-                      <a:off x="0" y="0"/>
-                      <a:ext cx="5274310" cy="2931160"/>
-                    </a:xfrm>
-                    <a:prstGeom prst="rect">
-                      <a:avLst/>
-                    </a:prstGeom>
-                    <a:noFill/>
-                    <a:ln>
-                      <a:noFill/>
-                    </a:ln>
-                  </pic:spPr>
-                </pic:pic>
-              </a:graphicData>
-            </a:graphic>
-          </wp:inline>
-        </w:drawing>
-      </w:r>
-      <w:r>
-        <w:rPr>
-          <w:noProof/>
-          <w:sz w:val="21"/>
-          <w:szCs w:val="22"/>
-        </w:rPr>
-        <w:lastRenderedPageBreak/>
-        <w:drawing>
-          <wp:inline distT="0" distB="0" distL="0" distR="0" wp14:anchorId="7B8DCDE4" wp14:editId="41E65F87">
-            <wp:extent cx="5274310" cy="2931160"/>
-            <wp:effectExtent l="0" t="0" r="2540" b="2540"/>
-            <wp:docPr id="4" name="图片 4"/>
-            <wp:cNvGraphicFramePr>
-              <a:graphicFrameLocks xmlns:a="http://schemas.openxmlformats.org/drawingml/2006/main" noChangeAspect="1"/>
-            </wp:cNvGraphicFramePr>
-            <a:graphic xmlns:a="http://schemas.openxmlformats.org/drawingml/2006/main">
-              <a:graphicData uri="http://schemas.openxmlformats.org/drawingml/2006/picture">
-                <pic:pic xmlns:pic="http://schemas.openxmlformats.org/drawingml/2006/picture">
-                  <pic:nvPicPr>
-                    <pic:cNvPr id="0" name="Picture 4"/>
                     <pic:cNvPicPr>
                       <a:picLocks noChangeAspect="1" noChangeArrowheads="1"/>
                     </pic:cNvPicPr>
@@ -5766,10 +5777,10 @@
           <w:szCs w:val="22"/>
         </w:rPr>
         <w:drawing>
-          <wp:inline distT="0" distB="0" distL="0" distR="0" wp14:anchorId="0A20ADDA" wp14:editId="19C43426">
+          <wp:inline distT="0" distB="0" distL="0" distR="0" wp14:anchorId="2FB98771" wp14:editId="40EC5066">
             <wp:extent cx="5274310" cy="2931160"/>
             <wp:effectExtent l="0" t="0" r="2540" b="2540"/>
-            <wp:docPr id="3" name="图片 3"/>
+            <wp:docPr id="5" name="图片 5"/>
             <wp:cNvGraphicFramePr>
               <a:graphicFrameLocks xmlns:a="http://schemas.openxmlformats.org/drawingml/2006/main" noChangeAspect="1"/>
             </wp:cNvGraphicFramePr>
@@ -5777,7 +5788,7 @@
               <a:graphicData uri="http://schemas.openxmlformats.org/drawingml/2006/picture">
                 <pic:pic xmlns:pic="http://schemas.openxmlformats.org/drawingml/2006/picture">
                   <pic:nvPicPr>
-                    <pic:cNvPr id="0" name="Picture 3"/>
+                    <pic:cNvPr id="0" name="Picture 5"/>
                     <pic:cNvPicPr>
                       <a:picLocks noChangeAspect="1" noChangeArrowheads="1"/>
                     </pic:cNvPicPr>
@@ -5822,10 +5833,10 @@
         </w:rPr>
         <w:lastRenderedPageBreak/>
         <w:drawing>
-          <wp:inline distT="0" distB="0" distL="0" distR="0" wp14:anchorId="22BA27CA" wp14:editId="09278C07">
+          <wp:inline distT="0" distB="0" distL="0" distR="0" wp14:anchorId="7B8DCDE4" wp14:editId="41E65F87">
             <wp:extent cx="5274310" cy="2931160"/>
             <wp:effectExtent l="0" t="0" r="2540" b="2540"/>
-            <wp:docPr id="2" name="图片 2"/>
+            <wp:docPr id="4" name="图片 4"/>
             <wp:cNvGraphicFramePr>
               <a:graphicFrameLocks xmlns:a="http://schemas.openxmlformats.org/drawingml/2006/main" noChangeAspect="1"/>
             </wp:cNvGraphicFramePr>
@@ -5833,7 +5844,7 @@
               <a:graphicData uri="http://schemas.openxmlformats.org/drawingml/2006/picture">
                 <pic:pic xmlns:pic="http://schemas.openxmlformats.org/drawingml/2006/picture">
                   <pic:nvPicPr>
-                    <pic:cNvPr id="0" name="Picture 2"/>
+                    <pic:cNvPr id="0" name="Picture 4"/>
                     <pic:cNvPicPr>
                       <a:picLocks noChangeAspect="1" noChangeArrowheads="1"/>
                     </pic:cNvPicPr>
@@ -5877,6 +5888,117 @@
           <w:szCs w:val="22"/>
         </w:rPr>
         <w:drawing>
+          <wp:inline distT="0" distB="0" distL="0" distR="0" wp14:anchorId="0A20ADDA" wp14:editId="19C43426">
+            <wp:extent cx="5274310" cy="2931160"/>
+            <wp:effectExtent l="0" t="0" r="2540" b="2540"/>
+            <wp:docPr id="3" name="图片 3"/>
+            <wp:cNvGraphicFramePr>
+              <a:graphicFrameLocks xmlns:a="http://schemas.openxmlformats.org/drawingml/2006/main" noChangeAspect="1"/>
+            </wp:cNvGraphicFramePr>
+            <a:graphic xmlns:a="http://schemas.openxmlformats.org/drawingml/2006/main">
+              <a:graphicData uri="http://schemas.openxmlformats.org/drawingml/2006/picture">
+                <pic:pic xmlns:pic="http://schemas.openxmlformats.org/drawingml/2006/picture">
+                  <pic:nvPicPr>
+                    <pic:cNvPr id="0" name="Picture 3"/>
+                    <pic:cNvPicPr>
+                      <a:picLocks noChangeAspect="1" noChangeArrowheads="1"/>
+                    </pic:cNvPicPr>
+                  </pic:nvPicPr>
+                  <pic:blipFill>
+                    <a:blip r:embed="rId11">
+                      <a:extLst>
+                        <a:ext uri="{28A0092B-C50C-407E-A947-70E740481C1C}">
+                          <a14:useLocalDpi xmlns:a14="http://schemas.microsoft.com/office/drawing/2010/main" val="0"/>
+                        </a:ext>
+                      </a:extLst>
+                    </a:blip>
+                    <a:srcRect/>
+                    <a:stretch>
+                      <a:fillRect/>
+                    </a:stretch>
+                  </pic:blipFill>
+                  <pic:spPr bwMode="auto">
+                    <a:xfrm>
+                      <a:off x="0" y="0"/>
+                      <a:ext cx="5274310" cy="2931160"/>
+                    </a:xfrm>
+                    <a:prstGeom prst="rect">
+                      <a:avLst/>
+                    </a:prstGeom>
+                    <a:noFill/>
+                    <a:ln>
+                      <a:noFill/>
+                    </a:ln>
+                  </pic:spPr>
+                </pic:pic>
+              </a:graphicData>
+            </a:graphic>
+          </wp:inline>
+        </w:drawing>
+      </w:r>
+      <w:r>
+        <w:rPr>
+          <w:noProof/>
+          <w:sz w:val="21"/>
+          <w:szCs w:val="22"/>
+        </w:rPr>
+        <w:lastRenderedPageBreak/>
+        <w:drawing>
+          <wp:inline distT="0" distB="0" distL="0" distR="0" wp14:anchorId="22BA27CA" wp14:editId="09278C07">
+            <wp:extent cx="5274310" cy="2931160"/>
+            <wp:effectExtent l="0" t="0" r="2540" b="2540"/>
+            <wp:docPr id="2" name="图片 2"/>
+            <wp:cNvGraphicFramePr>
+              <a:graphicFrameLocks xmlns:a="http://schemas.openxmlformats.org/drawingml/2006/main" noChangeAspect="1"/>
+            </wp:cNvGraphicFramePr>
+            <a:graphic xmlns:a="http://schemas.openxmlformats.org/drawingml/2006/main">
+              <a:graphicData uri="http://schemas.openxmlformats.org/drawingml/2006/picture">
+                <pic:pic xmlns:pic="http://schemas.openxmlformats.org/drawingml/2006/picture">
+                  <pic:nvPicPr>
+                    <pic:cNvPr id="0" name="Picture 2"/>
+                    <pic:cNvPicPr>
+                      <a:picLocks noChangeAspect="1" noChangeArrowheads="1"/>
+                    </pic:cNvPicPr>
+                  </pic:nvPicPr>
+                  <pic:blipFill>
+                    <a:blip r:embed="rId12">
+                      <a:extLst>
+                        <a:ext uri="{28A0092B-C50C-407E-A947-70E740481C1C}">
+                          <a14:useLocalDpi xmlns:a14="http://schemas.microsoft.com/office/drawing/2010/main" val="0"/>
+                        </a:ext>
+                      </a:extLst>
+                    </a:blip>
+                    <a:srcRect/>
+                    <a:stretch>
+                      <a:fillRect/>
+                    </a:stretch>
+                  </pic:blipFill>
+                  <pic:spPr bwMode="auto">
+                    <a:xfrm>
+                      <a:off x="0" y="0"/>
+                      <a:ext cx="5274310" cy="2931160"/>
+                    </a:xfrm>
+                    <a:prstGeom prst="rect">
+                      <a:avLst/>
+                    </a:prstGeom>
+                    <a:noFill/>
+                    <a:ln>
+                      <a:noFill/>
+                    </a:ln>
+                  </pic:spPr>
+                </pic:pic>
+              </a:graphicData>
+            </a:graphic>
+          </wp:inline>
+        </w:drawing>
+      </w:r>
+      <w:r>
+        <w:rPr>
+          <w:noProof/>
+          <w:sz w:val="21"/>
+          <w:szCs w:val="22"/>
+        </w:rPr>
+        <w:drawing>
           <wp:inline distT="0" distB="0" distL="0" distR="0" wp14:anchorId="5A952E92" wp14:editId="6C6B174C">
             <wp:extent cx="5274310" cy="2931160"/>
             <wp:effectExtent l="0" t="0" r="2540" b="2540"/>
@@ -5894,7 +6016,7 @@
                     </pic:cNvPicPr>
                   </pic:nvPicPr>
                   <pic:blipFill>
-                    <a:blip r:embed="rId11">
+                    <a:blip r:embed="rId13">
                       <a:extLst>
                         <a:ext uri="{28A0092B-C50C-407E-A947-70E740481C1C}">
                           <a14:useLocalDpi xmlns:a14="http://schemas.microsoft.com/office/drawing/2010/main" val="0"/>
